--- a/docs/ProductDesign.docx
+++ b/docs/ProductDesign.docx
@@ -15,7 +15,7 @@
         <w:spacing w:after="160"/>
       </w:pPr>
       <w:r>
-        <w:t>This document covers the product design and functional prototype for the Facility Booking module of the Community Facility and Maintenance Management System. In line with the project's phased delivery, the prototype demonstrates the five core booking functions: facility search, availability checking, booking request submission, conflict detection, and cancellation. The companion Maintenance module (reporting, task assignment, closures) is specified in the WBS and WBS Dictionary but is out of scope for this prototype build.</w:t>
+        <w:t xml:space="preserve">This document covers the product design and functional prototype for the Facility Booking module of the Community Facility and Maintenance Management System. In line with the project's phased delivery, the prototype demonstrates the five core booking functions: facility search, availability checking, booking request submission, conflict detection, and cancellation. </w:t>
       </w:r>
     </w:p>
     <w:p>
@@ -31,15 +31,7 @@
         <w:spacing w:after="160"/>
       </w:pPr>
       <w:r>
-        <w:t xml:space="preserve">The system follows a simple three-tier architecture appropriate for a semester-length prototype: a browser-based presentation layer, an application layer containing the booking business logic, and a data layer holding facility, booking and audit records. In the prototype, the application and data layers are simulated in-memory on the client; in a production </w:t>
-      </w:r>
-      <w:proofErr w:type="gramStart"/>
-      <w:r>
-        <w:t>build</w:t>
-      </w:r>
-      <w:proofErr w:type="gramEnd"/>
-      <w:r>
-        <w:t xml:space="preserve"> they would sit behind a web API and a relational database.</w:t>
+        <w:t>The system follows a simple three-tier architecture appropriate for a semester-length prototype: a browser-based presentation layer, an application layer containing the booking business logic, and a data layer holding facility, booking and audit records. In the prototype, the application and data layers are simulated in-memory on the client; in a production build they would sit behind a web API and a relational database.</w:t>
       </w:r>
     </w:p>
     <w:p>
@@ -235,12 +227,6 @@
         <w:gridCol w:w="3900"/>
       </w:tblGrid>
       <w:tr>
-        <w:tblPrEx>
-          <w:tblCellMar>
-            <w:top w:w="0" w:type="dxa"/>
-            <w:bottom w:w="0" w:type="dxa"/>
-          </w:tblCellMar>
-        </w:tblPrEx>
         <w:trPr>
           <w:tblHeader/>
         </w:trPr>
@@ -321,12 +307,6 @@
         </w:tc>
       </w:tr>
       <w:tr>
-        <w:tblPrEx>
-          <w:tblCellMar>
-            <w:top w:w="0" w:type="dxa"/>
-            <w:bottom w:w="0" w:type="dxa"/>
-          </w:tblCellMar>
-        </w:tblPrEx>
         <w:tc>
           <w:tcPr>
             <w:tcW w:w="2000" w:type="dxa"/>
@@ -361,7 +341,6 @@
             <w:vAlign w:val="center"/>
           </w:tcPr>
           <w:p>
-            <w:proofErr w:type="spellStart"/>
             <w:r>
               <w:rPr>
                 <w:color w:val="000000"/>
@@ -370,7 +349,6 @@
               </w:rPr>
               <w:t>facility_id</w:t>
             </w:r>
-            <w:proofErr w:type="spellEnd"/>
           </w:p>
         </w:tc>
         <w:tc>
@@ -397,12 +375,6 @@
         </w:tc>
       </w:tr>
       <w:tr>
-        <w:tblPrEx>
-          <w:tblCellMar>
-            <w:top w:w="0" w:type="dxa"/>
-            <w:bottom w:w="0" w:type="dxa"/>
-          </w:tblCellMar>
-        </w:tblPrEx>
         <w:tc>
           <w:tcPr>
             <w:tcW w:w="2000" w:type="dxa"/>
@@ -471,12 +443,6 @@
         </w:tc>
       </w:tr>
       <w:tr>
-        <w:tblPrEx>
-          <w:tblCellMar>
-            <w:top w:w="0" w:type="dxa"/>
-            <w:bottom w:w="0" w:type="dxa"/>
-          </w:tblCellMar>
-        </w:tblPrEx>
         <w:tc>
           <w:tcPr>
             <w:tcW w:w="2000" w:type="dxa"/>
@@ -545,12 +511,6 @@
         </w:tc>
       </w:tr>
       <w:tr>
-        <w:tblPrEx>
-          <w:tblCellMar>
-            <w:top w:w="0" w:type="dxa"/>
-            <w:bottom w:w="0" w:type="dxa"/>
-          </w:tblCellMar>
-        </w:tblPrEx>
         <w:tc>
           <w:tcPr>
             <w:tcW w:w="2000" w:type="dxa"/>
@@ -585,7 +545,6 @@
             <w:vAlign w:val="center"/>
           </w:tcPr>
           <w:p>
-            <w:proofErr w:type="spellStart"/>
             <w:r>
               <w:rPr>
                 <w:color w:val="000000"/>
@@ -594,7 +553,6 @@
               </w:rPr>
               <w:t>booking_id</w:t>
             </w:r>
-            <w:proofErr w:type="spellEnd"/>
           </w:p>
         </w:tc>
         <w:tc>
@@ -621,12 +579,6 @@
         </w:tc>
       </w:tr>
       <w:tr>
-        <w:tblPrEx>
-          <w:tblCellMar>
-            <w:top w:w="0" w:type="dxa"/>
-            <w:bottom w:w="0" w:type="dxa"/>
-          </w:tblCellMar>
-        </w:tblPrEx>
         <w:tc>
           <w:tcPr>
             <w:tcW w:w="2000" w:type="dxa"/>
@@ -661,7 +613,6 @@
             <w:vAlign w:val="center"/>
           </w:tcPr>
           <w:p>
-            <w:proofErr w:type="spellStart"/>
             <w:r>
               <w:rPr>
                 <w:color w:val="000000"/>
@@ -670,7 +621,6 @@
               </w:rPr>
               <w:t>facility_id</w:t>
             </w:r>
-            <w:proofErr w:type="spellEnd"/>
           </w:p>
         </w:tc>
         <w:tc>
@@ -697,12 +647,6 @@
         </w:tc>
       </w:tr>
       <w:tr>
-        <w:tblPrEx>
-          <w:tblCellMar>
-            <w:top w:w="0" w:type="dxa"/>
-            <w:bottom w:w="0" w:type="dxa"/>
-          </w:tblCellMar>
-        </w:tblPrEx>
         <w:tc>
           <w:tcPr>
             <w:tcW w:w="2000" w:type="dxa"/>
@@ -743,36 +687,8 @@
                 <w:sz w:val="18"/>
                 <w:szCs w:val="18"/>
               </w:rPr>
-              <w:t xml:space="preserve">date, </w:t>
-            </w:r>
-            <w:proofErr w:type="spellStart"/>
-            <w:r>
-              <w:rPr>
-                <w:color w:val="000000"/>
-                <w:sz w:val="18"/>
-                <w:szCs w:val="18"/>
-              </w:rPr>
-              <w:t>start_time</w:t>
-            </w:r>
-            <w:proofErr w:type="spellEnd"/>
-            <w:r>
-              <w:rPr>
-                <w:color w:val="000000"/>
-                <w:sz w:val="18"/>
-                <w:szCs w:val="18"/>
-              </w:rPr>
-              <w:t xml:space="preserve">, </w:t>
-            </w:r>
-            <w:proofErr w:type="spellStart"/>
-            <w:r>
-              <w:rPr>
-                <w:color w:val="000000"/>
-                <w:sz w:val="18"/>
-                <w:szCs w:val="18"/>
-              </w:rPr>
-              <w:t>end_time</w:t>
-            </w:r>
-            <w:proofErr w:type="spellEnd"/>
+              <w:t>date, start_time, end_time</w:t>
+            </w:r>
           </w:p>
         </w:tc>
         <w:tc>
@@ -799,12 +715,6 @@
         </w:tc>
       </w:tr>
       <w:tr>
-        <w:tblPrEx>
-          <w:tblCellMar>
-            <w:top w:w="0" w:type="dxa"/>
-            <w:bottom w:w="0" w:type="dxa"/>
-          </w:tblCellMar>
-        </w:tblPrEx>
         <w:tc>
           <w:tcPr>
             <w:tcW w:w="2000" w:type="dxa"/>
@@ -839,23 +749,13 @@
             <w:vAlign w:val="center"/>
           </w:tcPr>
           <w:p>
-            <w:proofErr w:type="spellStart"/>
-            <w:r>
-              <w:rPr>
-                <w:color w:val="000000"/>
-                <w:sz w:val="18"/>
-                <w:szCs w:val="18"/>
-              </w:rPr>
-              <w:t>requester_name</w:t>
-            </w:r>
-            <w:proofErr w:type="spellEnd"/>
-            <w:r>
-              <w:rPr>
-                <w:color w:val="000000"/>
-                <w:sz w:val="18"/>
-                <w:szCs w:val="18"/>
-              </w:rPr>
-              <w:t>, purpose</w:t>
+            <w:r>
+              <w:rPr>
+                <w:color w:val="000000"/>
+                <w:sz w:val="18"/>
+                <w:szCs w:val="18"/>
+              </w:rPr>
+              <w:t>requester_name, purpose</w:t>
             </w:r>
           </w:p>
         </w:tc>
@@ -883,12 +783,6 @@
         </w:tc>
       </w:tr>
       <w:tr>
-        <w:tblPrEx>
-          <w:tblCellMar>
-            <w:top w:w="0" w:type="dxa"/>
-            <w:bottom w:w="0" w:type="dxa"/>
-          </w:tblCellMar>
-        </w:tblPrEx>
         <w:tc>
           <w:tcPr>
             <w:tcW w:w="2000" w:type="dxa"/>
@@ -957,12 +851,6 @@
         </w:tc>
       </w:tr>
       <w:tr>
-        <w:tblPrEx>
-          <w:tblCellMar>
-            <w:top w:w="0" w:type="dxa"/>
-            <w:bottom w:w="0" w:type="dxa"/>
-          </w:tblCellMar>
-        </w:tblPrEx>
         <w:tc>
           <w:tcPr>
             <w:tcW w:w="2000" w:type="dxa"/>
@@ -997,41 +885,13 @@
             <w:vAlign w:val="center"/>
           </w:tcPr>
           <w:p>
-            <w:proofErr w:type="spellStart"/>
-            <w:r>
-              <w:rPr>
-                <w:color w:val="000000"/>
-                <w:sz w:val="18"/>
-                <w:szCs w:val="18"/>
-              </w:rPr>
-              <w:t>log_id</w:t>
-            </w:r>
-            <w:proofErr w:type="spellEnd"/>
-            <w:r>
-              <w:rPr>
-                <w:color w:val="000000"/>
-                <w:sz w:val="18"/>
-                <w:szCs w:val="18"/>
-              </w:rPr>
-              <w:t xml:space="preserve">, </w:t>
-            </w:r>
-            <w:proofErr w:type="spellStart"/>
-            <w:r>
-              <w:rPr>
-                <w:color w:val="000000"/>
-                <w:sz w:val="18"/>
-                <w:szCs w:val="18"/>
-              </w:rPr>
-              <w:t>booking_id</w:t>
-            </w:r>
-            <w:proofErr w:type="spellEnd"/>
-            <w:r>
-              <w:rPr>
-                <w:color w:val="000000"/>
-                <w:sz w:val="18"/>
-                <w:szCs w:val="18"/>
-              </w:rPr>
-              <w:t>, action, actor, timestamp</w:t>
+            <w:r>
+              <w:rPr>
+                <w:color w:val="000000"/>
+                <w:sz w:val="18"/>
+                <w:szCs w:val="18"/>
+              </w:rPr>
+              <w:t>log_id, booking_id, action, actor, timestamp</w:t>
             </w:r>
           </w:p>
         </w:tc>
@@ -1416,7 +1276,16 @@
         <w:spacing w:after="160"/>
       </w:pPr>
       <w:r>
-        <w:t>A working, click-through prototype has been built as a single-page web application implementing the screens and logic described above, including live conflict detection (overlapping time-slot checks against Pending and Approved bookings) and status-driven cancellation. It is delivered separately as an interactive web artifact so it can be demonstrated live, consistent with the subject's requirement for a functional prototype rather than a static mock-up.</w:t>
+        <w:t>A working, click-through prototype has been built as a single-page web application implementing the screens and logic described above, including live conflict detection</w:t>
+      </w:r>
+      <w:r>
+        <w:rPr>
+          <w:rFonts w:hint="eastAsia"/>
+        </w:rPr>
+        <w:t xml:space="preserve"> </w:t>
+      </w:r>
+      <w:r>
+        <w:t>and status-driven cancellation. It is delivered separately as an interactive web artifact so it can be demonstrated live, consistent with the subject's requirement for a functional prototype rather than a static mock-up.</w:t>
       </w:r>
     </w:p>
     <w:tbl>
@@ -1441,12 +1310,6 @@
         <w:gridCol w:w="6500"/>
       </w:tblGrid>
       <w:tr>
-        <w:tblPrEx>
-          <w:tblCellMar>
-            <w:top w:w="0" w:type="dxa"/>
-            <w:bottom w:w="0" w:type="dxa"/>
-          </w:tblCellMar>
-        </w:tblPrEx>
         <w:trPr>
           <w:tblHeader/>
         </w:trPr>
@@ -1488,7 +1351,6 @@
             <w:vAlign w:val="center"/>
           </w:tcPr>
           <w:p>
-            <w:proofErr w:type="spellStart"/>
             <w:r>
               <w:rPr>
                 <w:b/>
@@ -1497,29 +1359,60 @@
                 <w:sz w:val="18"/>
                 <w:szCs w:val="18"/>
               </w:rPr>
-              <w:t>Behaviour</w:t>
-            </w:r>
-            <w:proofErr w:type="spellEnd"/>
+              <w:t>Behaviour demonstrated in the prototype</w:t>
+            </w:r>
+          </w:p>
+        </w:tc>
+      </w:tr>
+      <w:tr>
+        <w:tc>
+          <w:tcPr>
+            <w:tcW w:w="3200" w:type="dxa"/>
+            <w:tcBorders>
+              <w:top w:val="single" w:sz="1" w:space="0" w:color="B7B7B7"/>
+              <w:left w:val="single" w:sz="1" w:space="0" w:color="B7B7B7"/>
+              <w:bottom w:val="single" w:sz="1" w:space="0" w:color="B7B7B7"/>
+              <w:right w:val="single" w:sz="1" w:space="0" w:color="B7B7B7"/>
+            </w:tcBorders>
+            <w:vAlign w:val="center"/>
+          </w:tcPr>
+          <w:p>
             <w:r>
               <w:rPr>
                 <w:b/>
                 <w:bCs/>
-                <w:color w:val="FFFFFF"/>
-                <w:sz w:val="18"/>
-                <w:szCs w:val="18"/>
-              </w:rPr>
-              <w:t xml:space="preserve"> demonstrated in the prototype</w:t>
+                <w:color w:val="000000"/>
+                <w:sz w:val="18"/>
+                <w:szCs w:val="18"/>
+              </w:rPr>
+              <w:t>Facility search &amp; availability</w:t>
+            </w:r>
+          </w:p>
+        </w:tc>
+        <w:tc>
+          <w:tcPr>
+            <w:tcW w:w="6500" w:type="dxa"/>
+            <w:tcBorders>
+              <w:top w:val="single" w:sz="1" w:space="0" w:color="B7B7B7"/>
+              <w:left w:val="single" w:sz="1" w:space="0" w:color="B7B7B7"/>
+              <w:bottom w:val="single" w:sz="1" w:space="0" w:color="B7B7B7"/>
+              <w:right w:val="single" w:sz="1" w:space="0" w:color="B7B7B7"/>
+            </w:tcBorders>
+            <w:vAlign w:val="center"/>
+          </w:tcPr>
+          <w:p>
+            <w:r>
+              <w:rPr>
+                <w:color w:val="000000"/>
+                <w:sz w:val="18"/>
+                <w:szCs w:val="18"/>
+              </w:rPr>
+              <w:t>Filter by type and date; hourly availability strip per facility</w:t>
             </w:r>
           </w:p>
         </w:tc>
       </w:tr>
       <w:tr>
-        <w:tblPrEx>
-          <w:tblCellMar>
-            <w:top w:w="0" w:type="dxa"/>
-            <w:bottom w:w="0" w:type="dxa"/>
-          </w:tblCellMar>
-        </w:tblPrEx>
         <w:tc>
           <w:tcPr>
             <w:tcW w:w="3200" w:type="dxa"/>
@@ -1540,7 +1433,7 @@
                 <w:sz w:val="18"/>
                 <w:szCs w:val="18"/>
               </w:rPr>
-              <w:t>Facility search &amp; availability</w:t>
+              <w:t>Booking request</w:t>
             </w:r>
           </w:p>
         </w:tc>
@@ -1562,18 +1455,12 @@
                 <w:sz w:val="18"/>
                 <w:szCs w:val="18"/>
               </w:rPr>
-              <w:t>Filter by type and date; hourly availability strip per facility</w:t>
+              <w:t>Inline form with validation (name, purpose, end after start)</w:t>
             </w:r>
           </w:p>
         </w:tc>
       </w:tr>
       <w:tr>
-        <w:tblPrEx>
-          <w:tblCellMar>
-            <w:top w:w="0" w:type="dxa"/>
-            <w:bottom w:w="0" w:type="dxa"/>
-          </w:tblCellMar>
-        </w:tblPrEx>
         <w:tc>
           <w:tcPr>
             <w:tcW w:w="3200" w:type="dxa"/>
@@ -1594,7 +1481,7 @@
                 <w:sz w:val="18"/>
                 <w:szCs w:val="18"/>
               </w:rPr>
-              <w:t>Booking request</w:t>
+              <w:t>Conflict detection</w:t>
             </w:r>
           </w:p>
         </w:tc>
@@ -1616,18 +1503,12 @@
                 <w:sz w:val="18"/>
                 <w:szCs w:val="18"/>
               </w:rPr>
-              <w:t>Inline form with validation (name, purpose, end after start)</w:t>
+              <w:t>Overlapping Pending/Approved bookings are blocked at submission time and flagged to staff</w:t>
             </w:r>
           </w:p>
         </w:tc>
       </w:tr>
       <w:tr>
-        <w:tblPrEx>
-          <w:tblCellMar>
-            <w:top w:w="0" w:type="dxa"/>
-            <w:bottom w:w="0" w:type="dxa"/>
-          </w:tblCellMar>
-        </w:tblPrEx>
         <w:tc>
           <w:tcPr>
             <w:tcW w:w="3200" w:type="dxa"/>
@@ -1648,7 +1529,7 @@
                 <w:sz w:val="18"/>
                 <w:szCs w:val="18"/>
               </w:rPr>
-              <w:t>Conflict detection</w:t>
+              <w:t>Approval / rejection</w:t>
             </w:r>
           </w:p>
         </w:tc>
@@ -1670,72 +1551,12 @@
                 <w:sz w:val="18"/>
                 <w:szCs w:val="18"/>
               </w:rPr>
-              <w:t>Overlapping Pending/Approved bookings are blocked at submission time and flagged to staff</w:t>
+              <w:t>Staff can approve (blocked if a conflict exists) or reject a Pending request</w:t>
             </w:r>
           </w:p>
         </w:tc>
       </w:tr>
       <w:tr>
-        <w:tblPrEx>
-          <w:tblCellMar>
-            <w:top w:w="0" w:type="dxa"/>
-            <w:bottom w:w="0" w:type="dxa"/>
-          </w:tblCellMar>
-        </w:tblPrEx>
-        <w:tc>
-          <w:tcPr>
-            <w:tcW w:w="3200" w:type="dxa"/>
-            <w:tcBorders>
-              <w:top w:val="single" w:sz="1" w:space="0" w:color="B7B7B7"/>
-              <w:left w:val="single" w:sz="1" w:space="0" w:color="B7B7B7"/>
-              <w:bottom w:val="single" w:sz="1" w:space="0" w:color="B7B7B7"/>
-              <w:right w:val="single" w:sz="1" w:space="0" w:color="B7B7B7"/>
-            </w:tcBorders>
-            <w:vAlign w:val="center"/>
-          </w:tcPr>
-          <w:p>
-            <w:r>
-              <w:rPr>
-                <w:b/>
-                <w:bCs/>
-                <w:color w:val="000000"/>
-                <w:sz w:val="18"/>
-                <w:szCs w:val="18"/>
-              </w:rPr>
-              <w:t>Approval / rejection</w:t>
-            </w:r>
-          </w:p>
-        </w:tc>
-        <w:tc>
-          <w:tcPr>
-            <w:tcW w:w="6500" w:type="dxa"/>
-            <w:tcBorders>
-              <w:top w:val="single" w:sz="1" w:space="0" w:color="B7B7B7"/>
-              <w:left w:val="single" w:sz="1" w:space="0" w:color="B7B7B7"/>
-              <w:bottom w:val="single" w:sz="1" w:space="0" w:color="B7B7B7"/>
-              <w:right w:val="single" w:sz="1" w:space="0" w:color="B7B7B7"/>
-            </w:tcBorders>
-            <w:vAlign w:val="center"/>
-          </w:tcPr>
-          <w:p>
-            <w:r>
-              <w:rPr>
-                <w:color w:val="000000"/>
-                <w:sz w:val="18"/>
-                <w:szCs w:val="18"/>
-              </w:rPr>
-              <w:t>Staff can approve (blocked if a conflict exists) or reject a Pending request</w:t>
-            </w:r>
-          </w:p>
-        </w:tc>
-      </w:tr>
-      <w:tr>
-        <w:tblPrEx>
-          <w:tblCellMar>
-            <w:top w:w="0" w:type="dxa"/>
-            <w:bottom w:w="0" w:type="dxa"/>
-          </w:tblCellMar>
-        </w:tblPrEx>
         <w:tc>
           <w:tcPr>
             <w:tcW w:w="3200" w:type="dxa"/>
@@ -1798,6 +1619,7 @@
           <w:i/>
           <w:iCs/>
         </w:rPr>
+        <w:lastRenderedPageBreak/>
         <w:t>Prototype link: https://claude.ai/artifact/YNNuoTSJQmKXFVSb6Wvr6G</w:t>
       </w:r>
     </w:p>
